--- a/downloads/teacher/04 Units/Unit 06 - Food Systems and Production - From Farm to Table/Vocabulary 06.docx
+++ b/downloads/teacher/04 Units/Unit 06 - Food Systems and Production - From Farm to Table/Vocabulary 06.docx
@@ -28,7 +28,7 @@
         <w:rPr>
           <w:b/>
         </w:rPr>
-        <w:t xml:space="preserve">Translation status: [check with a native speaker].</w:t>
+        <w:t xml:space="preserve">Translation status.</w:t>
       </w:r>
       <w:r>
         <w:t xml:space="preserve"> </w:t>
@@ -156,9 +156,9 @@
       <w:pPr>
         <w:pStyle w:val="Heading2"/>
       </w:pPr>
-      <w:bookmarkStart w:id="21" w:name="the-table-check-with-a-native-speaker"/>
+      <w:bookmarkStart w:id="21" w:name="the-table"/>
       <w:r>
-        <w:t xml:space="preserve">The table [check with a native speaker]</w:t>
+        <w:t xml:space="preserve">The table</w:t>
       </w:r>
       <w:bookmarkEnd w:id="21"/>
     </w:p>
@@ -3028,7 +3028,7 @@
               <w:jc w:val="left"/>
             </w:pPr>
             <w:r>
-              <w:t xml:space="preserve">Everything you keep the same, so you know the change came from the variable.</w:t>
+              <w:t xml:space="preserve">The batch you change nothing in, so you can compare every other batch to it.</w:t>
             </w:r>
           </w:p>
         </w:tc>
@@ -4189,24 +4189,6 @@
       </w:pPr>
       <w:r>
         <w:t xml:space="preserve">Print these on the back of the role cards, the dish research card, and the project reflection.</w:t>
-      </w:r>
-      <w:r>
-        <w:t xml:space="preserve"> </w:t>
-      </w:r>
-      <w:r>
-        <w:rPr>
-          <w:b/>
-        </w:rPr>
-        <w:t xml:space="preserve">[check with a native speaker]</w:t>
-      </w:r>
-      <w:r>
-        <w:t xml:space="preserve"> </w:t>
-      </w:r>
-      <w:r>
-        <w:rPr>
-          <w:rStyle w:val="TeacherNote"/>
-        </w:rPr>
-        <w:t xml:space="preserve">[Sal: swap in the Turkish and Portuguese starters you already use at Brentwood if they read better than these.]</w:t>
       </w:r>
     </w:p>
     <w:p>
